--- a/Assignment_1_Cameron.docx
+++ b/Assignment_1_Cameron.docx
@@ -2154,6 +2154,12 @@
       <w:r>
         <w:t>.</w:t>
       </w:r>
+      <w:r>
+        <w:t xml:space="preserve"> This discrepancy suggests that a substantially larger sam</w:t>
+      </w:r>
+      <w:r>
+        <w:t>ple size would be required to confidently conclude equivalence between these groups.</w:t>
+      </w:r>
     </w:p>
     <w:p>
       <w:pPr>
@@ -2252,7 +2258,11 @@
         <w:t>p</w:t>
       </w:r>
       <w:r>
-        <w:t xml:space="preserve"> &lt; .001)</w:t>
+        <w:t xml:space="preserve"> &lt; </w:t>
+      </w:r>
+      <w:r>
+        <w:lastRenderedPageBreak/>
+        <w:t>.001)</w:t>
       </w:r>
       <w:r>
         <w:t>, t</w:t>
@@ -2273,7 +2283,7 @@
         <w:t>only a</w:t>
       </w:r>
       <w:r>
-        <w:t xml:space="preserve"> moderate level of precision in the estimate. </w:t>
+        <w:t xml:space="preserve"> moderate level of precision in the estimate.</w:t>
       </w:r>
     </w:p>
     <w:sectPr>
@@ -2991,7 +3001,6 @@
   <w:style w:type="character" w:default="1" w:styleId="DefaultParagraphFont">
     <w:name w:val="Default Paragraph Font"/>
     <w:uiPriority w:val="1"/>
-    <w:semiHidden/>
     <w:unhideWhenUsed/>
   </w:style>
   <w:style w:type="table" w:default="1" w:styleId="TableNormal">
